--- a/documentation/thesis notes.docx
+++ b/documentation/thesis notes.docx
@@ -2705,6 +2705,7 @@
           <w:numId w:val="0"/>
         </w:numPr>
         <w:spacing w:lineRule="auto" w:line="240" w:beforeAutospacing="1" w:afterAutospacing="1"/>
+        <w:ind w:hanging="0" w:left="0"/>
         <w:outlineLvl w:val="2"/>
         <w:rPr>
           <w:rFonts w:ascii="Times New Roman" w:hAnsi="Times New Roman" w:eastAsia="Times New Roman" w:cs="Times New Roman"/>
@@ -7546,6 +7547,7 @@
           <w:numId w:val="0"/>
         </w:numPr>
         <w:spacing w:lineRule="auto" w:line="240" w:beforeAutospacing="1" w:afterAutospacing="1"/>
+        <w:ind w:hanging="0" w:left="0"/>
         <w:outlineLvl w:val="2"/>
         <w:rPr>
           <w:rFonts w:ascii="Times New Roman" w:hAnsi="Times New Roman" w:eastAsia="Times New Roman" w:cs="Times New Roman"/>
@@ -9986,6 +9988,16 @@
       </w:pPr>
       <w:r>
         <w:rPr/>
+        <w:t>CritB increases non linearly 1 : ~300k, 2: ~ 1M, 3: ~15M</w:t>
+      </w:r>
+    </w:p>
+    <w:p>
+      <w:pPr>
+        <w:pStyle w:val="Normal"/>
+        <w:rPr/>
+      </w:pPr>
+      <w:r>
+        <w:rPr/>
         <w:t>gcos → frame it as your own diagnostic, grounded in the McCandlish SNR decomposition, with PCGrad (Yu et al. 2020, arXiv:2001.06782) as the precedent for gradient-cosine as a training diagnostic. Don't attribute it to a single paper — that would be inaccurate.</w:t>
       </w:r>
     </w:p>
@@ -10005,6 +10017,19 @@
         <w:spacing w:before="0" w:after="0"/>
         <w:ind w:hanging="0" w:left="0" w:right="0"/>
         <w:jc w:val="left"/>
+        <w:rPr>
+          <w:rFonts w:ascii="apple-system;BlinkMacSystemFont;Segoe UI;Roboto;sans-serif" w:hAnsi="apple-system;BlinkMacSystemFont;Segoe UI;Roboto;sans-serif"/>
+          <w:b w:val="false"/>
+          <w:i w:val="false"/>
+          <w:i w:val="false"/>
+          <w:caps w:val="false"/>
+          <w:smallCaps w:val="false"/>
+          <w:color w:val="000000"/>
+          <w:spacing w:val="0"/>
+          <w:sz w:val="20"/>
+        </w:rPr>
+      </w:pPr>
+      <w:r>
         <w:rPr>
           <w:rFonts w:ascii="apple-system;BlinkMacSystemFont;Segoe UI;Roboto;sans-serif" w:hAnsi="apple-system;BlinkMacSystemFont;Segoe UI;Roboto;sans-serif"/>
           <w:b w:val="false"/>
@@ -10015,18 +10040,6 @@
           <w:spacing w:val="0"/>
           <w:sz w:val="20"/>
         </w:rPr>
-      </w:pPr>
-      <w:r>
-        <w:rPr>
-          <w:rFonts w:ascii="apple-system;BlinkMacSystemFont;Segoe UI;Roboto;sans-serif" w:hAnsi="apple-system;BlinkMacSystemFont;Segoe UI;Roboto;sans-serif"/>
-          <w:b w:val="false"/>
-          <w:i w:val="false"/>
-          <w:caps w:val="false"/>
-          <w:smallCaps w:val="false"/>
-          <w:color w:val="000000"/>
-          <w:spacing w:val="0"/>
-          <w:sz w:val="20"/>
-        </w:rPr>
         <w:t>why is the gradient pointing in any consistent direction that doesn't improve the reward? i mean the gadient comes from the advantages that come from rewards and critic that is super accurate , does gcos ~0.5 change direction enough such that the gradient is basically rotating in circles? not complete disagreement but slight change each iter that leads to eventually circling in the same space</w:t>
       </w:r>
     </w:p>
@@ -10037,6 +10050,19 @@
         <w:spacing w:before="0" w:after="0"/>
         <w:ind w:hanging="0" w:left="0" w:right="0"/>
         <w:jc w:val="left"/>
+        <w:rPr>
+          <w:rFonts w:ascii="apple-system;BlinkMacSystemFont;Segoe UI;Roboto;sans-serif" w:hAnsi="apple-system;BlinkMacSystemFont;Segoe UI;Roboto;sans-serif"/>
+          <w:b w:val="false"/>
+          <w:i w:val="false"/>
+          <w:i w:val="false"/>
+          <w:caps w:val="false"/>
+          <w:smallCaps w:val="false"/>
+          <w:color w:val="CCCCCC"/>
+          <w:spacing w:val="0"/>
+          <w:sz w:val="20"/>
+        </w:rPr>
+      </w:pPr>
+      <w:r>
         <w:rPr>
           <w:rFonts w:ascii="apple-system;BlinkMacSystemFont;Segoe UI;Roboto;sans-serif" w:hAnsi="apple-system;BlinkMacSystemFont;Segoe UI;Roboto;sans-serif"/>
           <w:b w:val="false"/>
@@ -10047,18 +10073,6 @@
           <w:spacing w:val="0"/>
           <w:sz w:val="20"/>
         </w:rPr>
-      </w:pPr>
-      <w:r>
-        <w:rPr>
-          <w:rFonts w:ascii="apple-system;BlinkMacSystemFont;Segoe UI;Roboto;sans-serif" w:hAnsi="apple-system;BlinkMacSystemFont;Segoe UI;Roboto;sans-serif"/>
-          <w:b w:val="false"/>
-          <w:i w:val="false"/>
-          <w:caps w:val="false"/>
-          <w:smallCaps w:val="false"/>
-          <w:color w:val="CCCCCC"/>
-          <w:spacing w:val="0"/>
-          <w:sz w:val="20"/>
-        </w:rPr>
       </w:r>
     </w:p>
     <w:p>
@@ -10071,6 +10085,7 @@
         <w:rPr>
           <w:rFonts w:ascii="apple-system;BlinkMacSystemFont;Segoe UI;Roboto;sans-serif" w:hAnsi="apple-system;BlinkMacSystemFont;Segoe UI;Roboto;sans-serif"/>
           <w:b w:val="false"/>
+          <w:i w:val="false"/>
           <w:i w:val="false"/>
           <w:caps w:val="false"/>
           <w:smallCaps w:val="false"/>
@@ -10280,6 +10295,7 @@
           <w:rFonts w:ascii="apple-system;BlinkMacSystemFont;Segoe UI;Roboto;sans-serif" w:hAnsi="apple-system;BlinkMacSystemFont;Segoe UI;Roboto;sans-serif"/>
           <w:b w:val="false"/>
           <w:i w:val="false"/>
+          <w:i w:val="false"/>
           <w:caps w:val="false"/>
           <w:smallCaps w:val="false"/>
           <w:color w:val="000000"/>
@@ -10310,6 +10326,7 @@
         <w:rPr>
           <w:rFonts w:ascii="apple-system;BlinkMacSystemFont;Segoe UI;Roboto;sans-serif" w:hAnsi="apple-system;BlinkMacSystemFont;Segoe UI;Roboto;sans-serif"/>
           <w:b w:val="false"/>
+          <w:i w:val="false"/>
           <w:i w:val="false"/>
           <w:caps w:val="false"/>
           <w:smallCaps w:val="false"/>
@@ -10464,6 +10481,7 @@
         <w:rPr>
           <w:rFonts w:ascii="apple-system;BlinkMacSystemFont;Segoe UI;Roboto;sans-serif" w:hAnsi="apple-system;BlinkMacSystemFont;Segoe UI;Roboto;sans-serif"/>
           <w:b w:val="false"/>
+          <w:i w:val="false"/>
           <w:i w:val="false"/>
           <w:caps w:val="false"/>
           <w:smallCaps w:val="false"/>
@@ -11459,7 +11477,7 @@
   <w:docDefaults>
     <w:rPrDefault>
       <w:rPr>
-        <w:rFonts w:ascii="Calibri" w:hAnsi="Calibri" w:eastAsia="Calibri" w:cs="Arial" w:asciiTheme="minorHAnsi" w:cstheme="minorBidi" w:eastAsiaTheme="minorHAnsi" w:hAnsiTheme="minorHAnsi"/>
+        <w:rFonts w:ascii="Calibri" w:hAnsi="Calibri" w:eastAsia="Calibri" w:cs="" w:asciiTheme="minorHAnsi" w:cstheme="minorBidi" w:eastAsiaTheme="minorHAnsi" w:hAnsiTheme="minorHAnsi"/>
         <w:kern w:val="2"/>
         <w:sz w:val="22"/>
         <w:szCs w:val="22"/>
@@ -11851,12 +11869,13 @@
     <w:qFormat/>
     <w:pPr>
       <w:widowControl/>
+      <w:suppressAutoHyphens w:val="true"/>
       <w:bidi w:val="0"/>
       <w:spacing w:lineRule="auto" w:line="259" w:before="0" w:after="160"/>
       <w:jc w:val="left"/>
     </w:pPr>
     <w:rPr>
-      <w:rFonts w:ascii="Calibri" w:hAnsi="Calibri" w:eastAsia="Calibri" w:cs="Arial" w:asciiTheme="minorHAnsi" w:cstheme="minorBidi" w:eastAsiaTheme="minorHAnsi" w:hAnsiTheme="minorHAnsi"/>
+      <w:rFonts w:ascii="Calibri" w:hAnsi="Calibri" w:eastAsia="Calibri" w:cs="" w:asciiTheme="minorHAnsi" w:cstheme="minorBidi" w:eastAsiaTheme="minorHAnsi" w:hAnsiTheme="minorHAnsi"/>
       <w:color w:val="auto"/>
       <w:kern w:val="2"/>
       <w:sz w:val="22"/>
@@ -11880,7 +11899,7 @@
       <w:outlineLvl w:val="0"/>
     </w:pPr>
     <w:rPr>
-      <w:rFonts w:ascii="Calibri Light" w:hAnsi="Calibri Light" w:eastAsia="" w:cs="Times New Roman" w:asciiTheme="majorHAnsi" w:cstheme="majorBidi" w:eastAsiaTheme="majorEastAsia" w:hAnsiTheme="majorHAnsi"/>
+      <w:rFonts w:ascii="Calibri Light" w:hAnsi="Calibri Light" w:eastAsia="" w:cs="" w:asciiTheme="majorHAnsi" w:cstheme="majorBidi" w:eastAsiaTheme="majorEastAsia" w:hAnsiTheme="majorHAnsi"/>
       <w:color w:themeColor="accent1" w:themeShade="bf" w:val="2F5496"/>
       <w:sz w:val="32"/>
       <w:szCs w:val="32"/>
@@ -11903,7 +11922,7 @@
       <w:outlineLvl w:val="1"/>
     </w:pPr>
     <w:rPr>
-      <w:rFonts w:ascii="Calibri Light" w:hAnsi="Calibri Light" w:eastAsia="" w:cs="Times New Roman" w:asciiTheme="majorHAnsi" w:cstheme="majorBidi" w:eastAsiaTheme="majorEastAsia" w:hAnsiTheme="majorHAnsi"/>
+      <w:rFonts w:ascii="Calibri Light" w:hAnsi="Calibri Light" w:eastAsia="" w:cs="" w:asciiTheme="majorHAnsi" w:cstheme="majorBidi" w:eastAsiaTheme="majorEastAsia" w:hAnsiTheme="majorHAnsi"/>
       <w:color w:themeColor="accent1" w:themeShade="bf" w:val="2F5496"/>
       <w:sz w:val="26"/>
       <w:szCs w:val="26"/>
@@ -11970,7 +11989,7 @@
     <w:qFormat/>
     <w:rsid w:val="00bf1fa1"/>
     <w:rPr>
-      <w:rFonts w:ascii="Calibri Light" w:hAnsi="Calibri Light" w:eastAsia="" w:cs="Times New Roman" w:asciiTheme="majorHAnsi" w:cstheme="majorBidi" w:eastAsiaTheme="majorEastAsia" w:hAnsiTheme="majorHAnsi"/>
+      <w:rFonts w:ascii="Calibri Light" w:hAnsi="Calibri Light" w:eastAsia="" w:cs="" w:asciiTheme="majorHAnsi" w:cstheme="majorBidi" w:eastAsiaTheme="majorEastAsia" w:hAnsiTheme="majorHAnsi"/>
       <w:color w:themeColor="accent1" w:themeShade="bf" w:val="2F5496"/>
       <w:sz w:val="32"/>
       <w:szCs w:val="32"/>
@@ -12143,7 +12162,7 @@
     <w:qFormat/>
     <w:rsid w:val="002a1290"/>
     <w:rPr>
-      <w:rFonts w:ascii="Calibri Light" w:hAnsi="Calibri Light" w:eastAsia="" w:cs="Times New Roman" w:asciiTheme="majorHAnsi" w:cstheme="majorBidi" w:eastAsiaTheme="majorEastAsia" w:hAnsiTheme="majorHAnsi"/>
+      <w:rFonts w:ascii="Calibri Light" w:hAnsi="Calibri Light" w:eastAsia="" w:cs="" w:asciiTheme="majorHAnsi" w:cstheme="majorBidi" w:eastAsiaTheme="majorEastAsia" w:hAnsiTheme="majorHAnsi"/>
       <w:color w:themeColor="accent1" w:themeShade="bf" w:val="2F5496"/>
       <w:sz w:val="26"/>
       <w:szCs w:val="26"/>
